--- a/fuentes/233104_CF01_AD.docx
+++ b/fuentes/233104_CF01_AD.docx
@@ -656,7 +656,7 @@
                 <w:szCs w:val="20"/>
                 <w:lang w:val="es-ES_tradnl"/>
               </w:rPr>
-              <w:t>Levantando requisitos: del problema del cliente al documento de especificación.</w:t>
+              <w:t>Fundamentos del levantamiento de requisitos y metodologías de desarrollo.</w:t>
             </w:r>
           </w:p>
         </w:tc>
@@ -714,7 +714,7 @@
                 <w:szCs w:val="20"/>
                 <w:lang w:val="es-ES_tradnl"/>
               </w:rPr>
-              <w:t>Evaluar la capacidad del aprendiz para aplicar las técnicas de elicitación y recolección de información aprendidas en el componente formativo CF01, identificando correctamente los tipos de requisitos, los roles involucrados y la metodología de desarrollo más apropiada para un caso de negocio real asignado por el instructor.</w:t>
+              <w:t>Evaluar la comprensión y el nivel de apropiación de los principios, enfoques y buenas prácticas del desarrollo de software, a partir del análisis de situaciones y conceptos clave que intervienen en la definición, gestión y validación de soluciones tecnológicas.</w:t>
             </w:r>
           </w:p>
         </w:tc>
@@ -1981,6 +1981,8 @@
               <w:rPr>
                 <w:b/>
                 <w:bCs/>
+                <w:i/>
+                <w:iCs/>
                 <w:color w:val="auto"/>
                 <w:sz w:val="20"/>
                 <w:szCs w:val="20"/>
@@ -1992,6 +1994,8 @@
               <w:rPr>
                 <w:b/>
                 <w:bCs/>
+                <w:i/>
+                <w:iCs/>
                 <w:color w:val="auto"/>
                 <w:sz w:val="20"/>
                 <w:szCs w:val="20"/>
